--- a/example_articles/countries/South Africa/2.countries_South Africa_New_York_Times.docx
+++ b/example_articles/countries/South Africa/2.countries_South Africa_New_York_Times.docx
@@ -27,17 +27,17 @@
     </w:p>
     <w:p>
       <w:r>
-        <w:t>Source File: NYT/48.DOCX</w:t>
+        <w:t>Source file: NYT/48.DOCX</w:t>
       </w:r>
     </w:p>
     <w:p>
       <w:r>
-        <w:t>Raw locations result: ['West Virginia', 'Virginia', 'South Africa', 'Maryland', 'Washington, D.C.']</w:t>
+        <w:t>Raw locations result, 'locations': ['West Virginia', 'Virginia', 'South Africa', 'Maryland', 'Washington, D.C.']</w:t>
       </w:r>
     </w:p>
     <w:p>
       <w:r>
-        <w:t>countries_stand_flat (Standardized): South Africa</w:t>
+        <w:t>Standardized locations result, 'countries_stand_flat': South Africa</w:t>
       </w:r>
     </w:p>
     <w:p>

--- a/example_articles/countries/South Africa/2.countries_South Africa_New_York_Times.docx
+++ b/example_articles/countries/South Africa/2.countries_South Africa_New_York_Times.docx
@@ -7,7 +7,9 @@
         <w:pStyle w:val="Heading1"/>
       </w:pPr>
       <w:r>
-        <w:t>EX-DISSIDENT WINS ELECTION IN KOREA</w:t>
+        <w:t>THE WORLD;</w:t>
+        <w:br/>
+        <w:t>Seeing South Africa As the U. S. A., 1954</w:t>
       </w:r>
     </w:p>
     <w:p>
@@ -17,22 +19,22 @@
     </w:p>
     <w:p>
       <w:r>
-        <w:t>Date: 1992-12-19</w:t>
+        <w:t>Date: 1995-09-17</w:t>
       </w:r>
     </w:p>
     <w:p>
       <w:r>
-        <w:t>Section: Section 1;; Section 1; Page 1; Column 5; Foreign Desk; Column 5;</w:t>
+        <w:t>Section: Section 4; ; Section 4;  Page 3;  Column 1;  Week in Review Desk ; Column 1;</w:t>
       </w:r>
     </w:p>
     <w:p>
       <w:r>
-        <w:t>Source file: NYT/48.DOCX</w:t>
+        <w:t>Source file: NYT/47.DOCX</w:t>
       </w:r>
     </w:p>
     <w:p>
       <w:r>
-        <w:t>Raw locations result, 'locations': ['West Virginia', 'Virginia', 'South Africa', 'Maryland', 'Washington, D.C.']</w:t>
+        <w:t>Raw locations result, 'locations': ['South Africa']</w:t>
       </w:r>
     </w:p>
     <w:p>
@@ -49,71 +51,59 @@
     </w:p>
     <w:p>
       <w:r>
-        <w:t>Kim Young Sam, who spent years under house arrest for his opposition to South Korea's authoritarian rulers and then joined forces with the ruling party two years ago, was elected President on Friday, the first in three decades to be drawn from outside the ranks of the military.</w:t>
+        <w:t>ALMOST anywhere in South Africa, an American can pull off a perfectly paved road into a time warp. It's called a petrol station, and several smiling attendants will converge on the car, one washing the windows, one checking the oil, one filling the tires, one carefully topping off the tank with premium. The bathrooms are spotless, and a 56-cent tip -- not necessarily even expected -- leaves everyone beaming.</w:t>
         <w:br/>
-        <w:t>In a surprisingly strong showing after a hard-fought campaign, Mr. Kim received about 42 percent of the vote in what many here called the most peaceful and fair election in South Korea's tumultuous postwar history.</w:t>
-        <w:br/>
-        <w:t>With about 92 percent of the vote counted this morning, the country's most famous dissident, Kim Dae Jung, received about 34 percent, according to tallies this morning by the Korean Broadcasting System. The billionaire founder of the giant Hyundai industrial group, Chung Ju Yung, drew about 16 percent.</w:t>
+        <w:t>Welcome to the new South Africa, a country that despite rapid political change remains for now much like 1950's America, for better or worse. At least that's the way it can seem to a newly arrived American, particularly a white more likely to encounter a cocoon of white privilege in daily life than the hard lot of the black majority (more of which later).</w:t>
         <w:br/>
         <w:t xml:space="preserve"> </w:t>
         <w:br/>
-        <w:t>Takes Office in February</w:t>
+        <w:t>Wistful, or Not</w:t>
         <w:br/>
-        <w:t xml:space="preserve"> Kim Young Sam, who turns 65 on Sunday, will take office in February, succeeding Roh Tae Woo. Mr. Roh, a former general who narrowly defeated both Kims in the country's first open election five years ago, is constitutionally prohibited from serving another term.</w:t>
+        <w:t xml:space="preserve"> Because of years of international isolation, many of the changes of the 60's simply bypassed South Africa. And so, despite the essentially European nature of much of white South African culture, a white American here can feel a sense of deja vu; visiting black Americans will no doubt be decidedly less wistful.</w:t>
         <w:br/>
-        <w:t>In a campaign dominated by fears that the country's competitive edge is eroding after years of remarkable growth, the vote for Kim Young Sam seemed driven by a national desire for stability.</w:t>
+        <w:t>Civility is among the more positive throwbacks. In many ordinary encounters, South Africans are remarkably polite -- to a transplanted New Yorker, almost maddeningly so. "Pleasure" (as in "it's a . . ."), said with ungrudging sincerity, is the standard response to "thanks." In America, that has faded from "you're welcome" to "yup."</w:t>
         <w:br/>
-        <w:t>While he promised moderate change, Mr. Kim merged his own party with President Roh's in 1990, abandoning a lifetime served in the opposition. Since then he has closely associated himself with the Roh Administration's policies on everything from keeping American troops based here to a growing dialogue with the Communist Government in North Korea.</w:t>
+        <w:t>Life offers a less complicated litany of choices. There are no microbreweries. Salad dressing is plain vegetable oil and vinegar. With hunting, one can find extra virgin olive oil and balsamic vinegar, but not 10 brands.</w:t>
+        <w:br/>
+        <w:t>For the better-off, too, good food is cheap. A steak that a chef at the Palm would crawl through sawdust on his knees for is routine here at $10. At steakhouses, even the Dieter's Special is nine sizzling ounces, and a huge roast haunch is derisively referred to on the menu as a "ladies filet."</w:t>
+        <w:br/>
+        <w:t>While cellular phones are even more common than in New York (fewer of those pesky skyscrapers), some wealthy neighborhoods still use rotary phones.</w:t>
+        <w:br/>
+        <w:t>Johannesburg residents worry constantly about crime, but in cities like Durban, people unconcernedly leave their belongings on beach boardwalks.</w:t>
+        <w:br/>
+        <w:t>Other throwbacks will strike many as less quaint. In white households, Dads still work and Moms put on makeup to drive children in pin-neat uniforms to school. Checking accounts are issued in the husband's name only. With his permission, the wife may co-sign. She may even use her own name -- but skeptical merchants may want an explanation. And she is sometimes addressed by tradesmen working in her house as "dear."</w:t>
+        <w:br/>
+        <w:t>With some important exceptions, journalism is content to repeat authority, not question it (there are only four channels on TV -- the South African Government didn't even allow TV until 1976).</w:t>
+        <w:br/>
+        <w:t>Houses have gardeners, not ChemLawn contracts. The common boast that "we worked really hard on our flower beds this year" ignores the gentleman who actually hefted the shovel.</w:t>
+        <w:br/>
+        <w:t>And even worse echoes of America's "golden age" can be found. The police are still allowed to shoot at fleeing felons (they tend to be black), so passersby (again, mainly black) die simply for being unlucky. Crime and suburban malls are killing once-elegant downtown shopping venues like Eloff Street here.</w:t>
+        <w:br/>
+        <w:t>Environmentalism is barely awake. Gas is leaded, and those petrol stations don't have nozzles that suck back the fumes. A coal-smoke fog chokes townships in winter. Recycling is discouraged. Composting is rare.</w:t>
+        <w:br/>
+        <w:t>And if life for wealthy whites seems to be on pause in the American 50's, for working-class blacks it seems trapped in the American 30's.</w:t>
+        <w:br/>
+        <w:t>The end of apartheid laws hasn't ended apartheid economics. Almost all blacks are still in townships. The first glimpse of Soweto, for an American expecting something like Harlem or Watts, can be startling. The city, which is down the highway from Johannesburg, not in it, resembles nothing in America so much as it does that postwar icon, 1950's Levittown: row after row of identical houses with neat yards on curving suburban streets, all governed by strict zoning.</w:t>
+        <w:br/>
+        <w:t>There are differences, though: the houses are cinderblock, and their yards are grassless; the streets have no signs (though on maps they have pretty names), and zoning laws control how many shanties the owner can build in his yard to rent (up to nine in poorer neighborhoods like Orlando East, none in fancier ones like Diepkloof Extension.) Also, Soweto has barracks -- the hostels where migrant workers stay -- and it doesn't have cars.</w:t>
+        <w:br/>
+        <w:t>In the cities, where blacks and whites mingle in daily commerce, momentary exchanges can really startle. If a white man pauses to let a black laborer with a load pass on the sidewalk, he might well hear "Thank you, my boss." Let him hold a door for a domestic of a certain generation, and he may hear "Thank you, master."</w:t>
         <w:br/>
         <w:t xml:space="preserve"> </w:t>
         <w:br/>
-        <w:t>Vote Shows 'Desire for Change'</w:t>
+        <w:t>Invisible Men</w:t>
         <w:br/>
-        <w:t xml:space="preserve"> Speaking at a news conference this morning to declare victory, Mr. Kim said the vote "shows the people's desire for change and reform amid stability."</w:t>
+        <w:t xml:space="preserve"> Many South African whites still have the mental block that Ralph Ellison dramatized in "Invisible Man," published in 1952. They seem not to see blacks. When they speak about them, or even to them, the exasperated tone the Americans use when talking to or about children creeps subtly in. Or they use phrases -- "what these people want" -- that suggest that they barely draw distinctions between a Cabinet minister and a burglar. A plumber will say, in front of his black helper, that the blacks will make the country fall apart when President Nelson Mandela goes. An American holds his breath, expecting the helper to clock him with a pipe, or at least demur. Instead, nothing.</w:t>
         <w:br/>
-        <w:t>Perhaps more importantly, he also won the grudging respect, though not the affection, of South Korea's military elite. In 1987, there were rumors of military intervention if anyone but Mr. Roh was elected. This year there was none of that, and Western diplomats here say they expect the military to stay out of politics in coming years.</w:t>
+        <w:t>Language may be a barrier, but it's more likely just economics. With unemployment in Soweto at 45 percent, the helper needs the job. The boss can yammer on all he likes.</w:t>
         <w:br/>
-        <w:t>"They can live with him," a senior United States official said not long ago.</w:t>
+        <w:t>"Any waiter, any caddie, any domestic has experienced it," said Jacklyn Cock, a sociology professor at the University of the Witswatersrand who wrote "Maids and Madams: A Study in the Politics of Exploitation" in 1980. "It's just a central part of racism. It's one of the ways whites protect their dignity when they're so dependent in an intimate sort of way on black people -- they pretend that they don't exist."</w:t>
         <w:br/>
-        <w:t>Mr. Kim will inherit management of what may be the most critical transition Seoul has faced since the Korean War 40 years ago: Negotiating a permanent peace, and later a possible reunification, with the North, at a time that the Communist Government is still believed to be attempting to build nuclear weapons.</w:t>
+        <w:t>But while South Africa seems superficially like the American 50's, it's important to look below the surface.</w:t>
         <w:br/>
-        <w:t>Seoul's fear is that the North Korean economy could collapse, costing the nation hundreds of billions of dollars that otherwise would be spent competing with Japan and the United States and moving South Korea to a more advanced phase of its development.</w:t>
+        <w:t>"Don't forget," said Heinz Klug, a former African National Congress exile who studied law in Wisconsin and California and now teaches it at the University of the Witswatersrand, "in the States in the 50's, life was secure, and whites had a sense it could only get better. Maybe there was The Bomb to worry about, but that was it. That's not true here.</w:t>
         <w:br/>
-        <w:t>Though he has long been a fixture in South Korean politics Mr. Kim, the only son of a weathly shipping and fishing magnate, remains something of a mystery to many Koreans. At the age of 26, before the Korean War, he was secretary to the then prime minister, and was elected to Parliament nine times. At moments in his career he has taken large risks, once even staging a 23-day hunger strike to demand that the Government permit far greater liberty in South Korea.</w:t>
-        <w:br/>
-        <w:t xml:space="preserve"> </w:t>
-        <w:br/>
-        <w:t>Reputation for Honesty</w:t>
-        <w:br/>
-        <w:t xml:space="preserve"> In a country marked by political corruption, Mr. Kim enjoys a strong reputation for honesty. Yet he speaks in vague terms and sometimes seems to have a loose grasp on complex national issues. His critics have described him as an opportunist whose lifetme ambition to become President has compromised his judgment.</w:t>
-        <w:br/>
-        <w:t>In 1990, Mr. Kim calculated that he stood a better chance of getting elected by joining Mr. Roh's party than by staying in the opposition. So he announced a merger with the ruling Democratic Liberal Party in return for what many suspsect was an informal guarantee that he would be the party's candidate for president this year. Though many of his supporters were angry and alienated, Friday's results showed that many more came back to the fold.</w:t>
-        <w:br/>
-        <w:t>In the days leading up to Friday's election, Mr. Kim's candidacy seemed threatened by a scandal in his hometown area of Pusan, where the mayor and a variety of intelligence and police officials were secretly recorded plotting a way to assure his election. But there was no evidence that their activities were santioned by Mr. Kim, and in the end it seemed to have cost him relatively little support.</w:t>
-        <w:br/>
-        <w:t>The surprise in the campaign was the relatively weak performance of Mr. Chung, whose enormous wealth -- he is reportedly worth $4 billion to $6 billion -- and his powerful reputation as a leader of Korea's best-known industrial group made him a daunting candidate. Kim Young Sam's supporters feared he would split the country's conservative vote, handing the election to Kim Dae Jung. But in the end, the 77-year old Mr. Chung's popularity waned.</w:t>
-        <w:br/>
-        <w:t xml:space="preserve"> </w:t>
-        <w:br/>
-        <w:t>A Final Setback</w:t>
-        <w:br/>
-        <w:t xml:space="preserve"> The results were perhaps the final setback for the 67-year-old Kim Dae Jung, who was making his third try for the presidency. Known in the West as the man who survived death sentences, imprisonment and exile in the cause of bringing democracy to South Korea, he was unable to persuade the country's voters that he would not quash the nation's economic miracle.</w:t>
-        <w:br/>
-        <w:t>While he performed strongly in his southern stronghold of Cholla, where he had upwards of 90 percent of the vote, he barely won in the critical precincts of Seoul. He needed a big win in the capital, his supporters said, to make up for his unpopularity throughout much of the rest of the country.</w:t>
-        <w:br/>
-        <w:t>Today, Kim Dae Jung conceded that he had feen fairly defeated and announced his retirement from politics.</w:t>
-        <w:br/>
-        <w:t xml:space="preserve"> </w:t>
-        <w:br/>
-        <w:t>Milestone for Democracy</w:t>
-        <w:br/>
-        <w:t xml:space="preserve"> For Korea, Friday's election marked a major milestone in the country's democratization. Unlike the 1987 election in which Mr. Roh took office with 36 percent of the vote, today there were no major accusations of disappearing ballots, intimidation at the polls or computer fraud in the counting.</w:t>
-        <w:br/>
-        <w:t>"In 1987 there was a lot of vote buying," said Chung Won Bok, a 45-year-old worker at Korea Telecom, as he stood on the steps of a polling place in a working-class neighborhood on the western fringes of Seoul on Friay. "I even received a little present from a candidate then," he said.</w:t>
-        <w:br/>
-        <w:t>But this year, he added, "I've seen very little of that."</w:t>
-        <w:br/>
-        <w:t>All day long Korean families could be seen lining up, many with young children in tow, outside schools and neighborhood offices, clutching their national identity cards and the small stamps used in many Asian nations to seal important documents. Each was given a numbered paper ballot, stuffed into giant green metal bins at more than 15,000 locations across the country. At times the atmosphere seemed festive, with friends moving from the polling places to coffee houses and department stores after voting.</w:t>
+        <w:t>"Similarly," he said, "African-Americans in the States then had a sense of political powerlessness. That's not true here, either. They know there's not going to be another white minority government. Those days are history."</w:t>
         <w:br/>
         <w:br/>
         <w:t>Graphic</w:t>
@@ -121,7 +111,7 @@
         <w:br/>
         <w:t xml:space="preserve"> </w:t>
         <w:br/>
-        <w:t>Photo: Kim Young Sam, center, who was elected yesterday as South Korea's first President in three decades to come from outside the military. Mr. Kim spoke with reporters at his party headquarters in Seoul. (Agence France-Presse)(pg. 5)</w:t>
+        <w:t>Photos: In Johannesburg, at what's called a petrol station, the service is labor-intensive and a 56-cent tip welcome.; On the tracts of Soweto, a cinderblock Levittown without the grass. (Photographs by Louise Gubb/JB Pictures, for The New York Times)</w:t>
       </w:r>
     </w:p>
     <w:sectPr>
